--- a/KHBD_Tin_học/Lớp_2/Tuần_08/KHBD_Tin_hoc_Lớp_2_Tiet07_at_ten_va_luu_san_pham.docx
+++ b/KHBD_Tin_học/Lớp_2/Tuần_08/KHBD_Tin_hoc_Lớp_2_Tiet07_at_ten_va_luu_san_pham.docx
@@ -35,10 +35,15 @@
               <w:spacing w:line="360" w:lineRule="auto" w:after="40"/>
               <w:jc w:val="left"/>
             </w:pPr>
-            <w:r/>
-            <w:r>
-              <w:rPr>
-                <w:rFonts w:ascii="Times New Roman" w:hAnsi="Times New Roman" w:eastAsia="Times New Roman"/>
+            <w:r>
+              <w:rPr>
+                <w:rFonts w:ascii="Times New Roman" w:hAnsi="Times New Roman" w:cs="Times New Roman"/>
+                <w:sz w:val="26"/>
+              </w:rPr>
+            </w:r>
+            <w:r>
+              <w:rPr>
+                <w:rFonts w:ascii="Times New Roman" w:hAnsi="Times New Roman" w:eastAsia="Times New Roman" w:cs="Times New Roman"/>
                 <w:b/>
                 <w:i w:val="0"/>
                 <w:sz w:val="26"/>
@@ -62,10 +67,15 @@
               <w:spacing w:line="360" w:lineRule="auto" w:after="40"/>
               <w:jc w:val="left"/>
             </w:pPr>
-            <w:r/>
-            <w:r>
-              <w:rPr>
-                <w:rFonts w:ascii="Times New Roman" w:hAnsi="Times New Roman" w:eastAsia="Times New Roman"/>
+            <w:r>
+              <w:rPr>
+                <w:rFonts w:ascii="Times New Roman" w:hAnsi="Times New Roman" w:cs="Times New Roman"/>
+                <w:sz w:val="26"/>
+              </w:rPr>
+            </w:r>
+            <w:r>
+              <w:rPr>
+                <w:rFonts w:ascii="Times New Roman" w:hAnsi="Times New Roman" w:eastAsia="Times New Roman" w:cs="Times New Roman"/>
                 <w:b w:val="0"/>
                 <w:i w:val="0"/>
                 <w:sz w:val="26"/>
@@ -91,10 +101,15 @@
               <w:spacing w:line="360" w:lineRule="auto" w:after="40"/>
               <w:jc w:val="left"/>
             </w:pPr>
-            <w:r/>
-            <w:r>
-              <w:rPr>
-                <w:rFonts w:ascii="Times New Roman" w:hAnsi="Times New Roman" w:eastAsia="Times New Roman"/>
+            <w:r>
+              <w:rPr>
+                <w:rFonts w:ascii="Times New Roman" w:hAnsi="Times New Roman" w:cs="Times New Roman"/>
+                <w:sz w:val="26"/>
+              </w:rPr>
+            </w:r>
+            <w:r>
+              <w:rPr>
+                <w:rFonts w:ascii="Times New Roman" w:hAnsi="Times New Roman" w:eastAsia="Times New Roman" w:cs="Times New Roman"/>
                 <w:b w:val="0"/>
                 <w:i w:val="0"/>
                 <w:sz w:val="26"/>
@@ -118,10 +133,15 @@
               <w:spacing w:line="360" w:lineRule="auto" w:after="40"/>
               <w:jc w:val="left"/>
             </w:pPr>
-            <w:r/>
-            <w:r>
-              <w:rPr>
-                <w:rFonts w:ascii="Times New Roman" w:hAnsi="Times New Roman" w:eastAsia="Times New Roman"/>
+            <w:r>
+              <w:rPr>
+                <w:rFonts w:ascii="Times New Roman" w:hAnsi="Times New Roman" w:cs="Times New Roman"/>
+                <w:sz w:val="26"/>
+              </w:rPr>
+            </w:r>
+            <w:r>
+              <w:rPr>
+                <w:rFonts w:ascii="Times New Roman" w:hAnsi="Times New Roman" w:eastAsia="Times New Roman" w:cs="Times New Roman"/>
                 <w:b w:val="0"/>
                 <w:i w:val="0"/>
                 <w:sz w:val="26"/>
@@ -136,7 +156,7 @@
             </w:pPr>
             <w:r>
               <w:rPr>
-                <w:rFonts w:ascii="Times New Roman" w:hAnsi="Times New Roman" w:eastAsia="Times New Roman"/>
+                <w:rFonts w:ascii="Times New Roman" w:hAnsi="Times New Roman" w:eastAsia="Times New Roman" w:cs="Times New Roman"/>
                 <w:b w:val="0"/>
                 <w:i w:val="0"/>
                 <w:sz w:val="26"/>
@@ -151,7 +171,7 @@
             </w:pPr>
             <w:r>
               <w:rPr>
-                <w:rFonts w:ascii="Times New Roman" w:hAnsi="Times New Roman" w:eastAsia="Times New Roman"/>
+                <w:rFonts w:ascii="Times New Roman" w:hAnsi="Times New Roman" w:eastAsia="Times New Roman" w:cs="Times New Roman"/>
                 <w:b w:val="0"/>
                 <w:i w:val="0"/>
                 <w:sz w:val="26"/>
@@ -169,10 +189,10 @@
       </w:pPr>
       <w:r>
         <w:rPr>
-          <w:rFonts w:ascii="Times New Roman" w:hAnsi="Times New Roman" w:eastAsia="Times New Roman"/>
+          <w:rFonts w:ascii="Times New Roman" w:hAnsi="Times New Roman" w:eastAsia="Times New Roman" w:cs="Times New Roman"/>
           <w:b/>
           <w:i w:val="0"/>
-          <w:sz w:val="28"/>
+          <w:sz w:val="26"/>
         </w:rPr>
         <w:t>KẾ HOẠCH DẠY HỌC MÔN TIN HỌC</w:t>
       </w:r>
@@ -184,7 +204,7 @@
       </w:pPr>
       <w:r>
         <w:rPr>
-          <w:rFonts w:ascii="Times New Roman" w:hAnsi="Times New Roman" w:eastAsia="Times New Roman"/>
+          <w:rFonts w:ascii="Times New Roman" w:hAnsi="Times New Roman" w:eastAsia="Times New Roman" w:cs="Times New Roman"/>
           <w:b/>
           <w:i w:val="0"/>
           <w:sz w:val="26"/>
@@ -206,7 +226,7 @@
       </w:pPr>
       <w:r>
         <w:rPr>
-          <w:rFonts w:ascii="Times New Roman" w:hAnsi="Times New Roman" w:eastAsia="Times New Roman"/>
+          <w:rFonts w:ascii="Times New Roman" w:hAnsi="Times New Roman" w:eastAsia="Times New Roman" w:cs="Times New Roman"/>
           <w:b/>
           <w:i w:val="0"/>
           <w:sz w:val="26"/>
@@ -222,7 +242,7 @@
       </w:pPr>
       <w:r>
         <w:rPr>
-          <w:rFonts w:ascii="Times New Roman" w:hAnsi="Times New Roman" w:eastAsia="Times New Roman"/>
+          <w:rFonts w:ascii="Times New Roman" w:hAnsi="Times New Roman" w:eastAsia="Times New Roman" w:cs="Times New Roman"/>
           <w:b w:val="0"/>
           <w:i w:val="0"/>
           <w:sz w:val="26"/>
@@ -238,7 +258,7 @@
       </w:pPr>
       <w:r>
         <w:rPr>
-          <w:rFonts w:ascii="Times New Roman" w:hAnsi="Times New Roman" w:eastAsia="Times New Roman"/>
+          <w:rFonts w:ascii="Times New Roman" w:hAnsi="Times New Roman" w:eastAsia="Times New Roman" w:cs="Times New Roman"/>
           <w:b w:val="0"/>
           <w:i w:val="0"/>
           <w:sz w:val="26"/>
@@ -254,7 +274,7 @@
       </w:pPr>
       <w:r>
         <w:rPr>
-          <w:rFonts w:ascii="Times New Roman" w:hAnsi="Times New Roman" w:eastAsia="Times New Roman"/>
+          <w:rFonts w:ascii="Times New Roman" w:hAnsi="Times New Roman" w:eastAsia="Times New Roman" w:cs="Times New Roman"/>
           <w:b/>
           <w:i w:val="0"/>
           <w:sz w:val="26"/>
@@ -270,13 +290,21 @@
       </w:pPr>
       <w:r>
         <w:rPr>
-          <w:rFonts w:ascii="Times New Roman" w:hAnsi="Times New Roman" w:eastAsia="Times New Roman"/>
+          <w:rFonts w:ascii="Times New Roman" w:hAnsi="Times New Roman" w:eastAsia="Times New Roman" w:cs="Times New Roman"/>
           <w:b w:val="0"/>
           <w:i w:val="0"/>
           <w:sz w:val="26"/>
         </w:rPr>
         <w:t>- Chăm chỉ: Hăng hái tham gia hoạt động tìm hiểu bài học, kiên trì thực hành theo hướng dẫn. (Đạt được thông qua Hoạt động 2, Hoạt động 3)</w:t>
       </w:r>
+      <w:r>
+        <w:rPr>
+          <w:rFonts w:ascii="Times New Roman" w:hAnsi="Times New Roman" w:cs="Times New Roman"/>
+          <w:i/>
+          <w:sz w:val="26"/>
+        </w:rPr>
+        <w:t xml:space="preserve"> (Trang SGK: 26 - 29 (Tài liệu Tin học 2))</w:t>
+      </w:r>
     </w:p>
     <w:p>
       <w:pPr>
@@ -286,7 +314,7 @@
       </w:pPr>
       <w:r>
         <w:rPr>
-          <w:rFonts w:ascii="Times New Roman" w:hAnsi="Times New Roman" w:eastAsia="Times New Roman"/>
+          <w:rFonts w:ascii="Times New Roman" w:hAnsi="Times New Roman" w:eastAsia="Times New Roman" w:cs="Times New Roman"/>
           <w:b w:val="0"/>
           <w:i w:val="0"/>
           <w:sz w:val="26"/>
@@ -302,7 +330,7 @@
       </w:pPr>
       <w:r>
         <w:rPr>
-          <w:rFonts w:ascii="Times New Roman" w:hAnsi="Times New Roman" w:eastAsia="Times New Roman"/>
+          <w:rFonts w:ascii="Times New Roman" w:hAnsi="Times New Roman" w:eastAsia="Times New Roman" w:cs="Times New Roman"/>
           <w:b w:val="0"/>
           <w:i w:val="0"/>
           <w:sz w:val="26"/>
@@ -318,7 +346,7 @@
       </w:pPr>
       <w:r>
         <w:rPr>
-          <w:rFonts w:ascii="Times New Roman" w:hAnsi="Times New Roman" w:eastAsia="Times New Roman"/>
+          <w:rFonts w:ascii="Times New Roman" w:hAnsi="Times New Roman" w:eastAsia="Times New Roman" w:cs="Times New Roman"/>
           <w:b/>
           <w:i w:val="0"/>
           <w:sz w:val="26"/>
@@ -334,7 +362,7 @@
       </w:pPr>
       <w:r>
         <w:rPr>
-          <w:rFonts w:ascii="Times New Roman" w:hAnsi="Times New Roman" w:eastAsia="Times New Roman"/>
+          <w:rFonts w:ascii="Times New Roman" w:hAnsi="Times New Roman" w:eastAsia="Times New Roman" w:cs="Times New Roman"/>
           <w:b/>
           <w:i w:val="0"/>
           <w:sz w:val="26"/>
@@ -350,7 +378,7 @@
       </w:pPr>
       <w:r>
         <w:rPr>
-          <w:rFonts w:ascii="Times New Roman" w:hAnsi="Times New Roman" w:eastAsia="Times New Roman"/>
+          <w:rFonts w:ascii="Times New Roman" w:hAnsi="Times New Roman" w:eastAsia="Times New Roman" w:cs="Times New Roman"/>
           <w:b w:val="0"/>
           <w:i w:val="0"/>
           <w:sz w:val="26"/>
@@ -366,7 +394,7 @@
       </w:pPr>
       <w:r>
         <w:rPr>
-          <w:rFonts w:ascii="Times New Roman" w:hAnsi="Times New Roman" w:eastAsia="Times New Roman"/>
+          <w:rFonts w:ascii="Times New Roman" w:hAnsi="Times New Roman" w:eastAsia="Times New Roman" w:cs="Times New Roman"/>
           <w:b w:val="0"/>
           <w:i w:val="0"/>
           <w:sz w:val="26"/>
@@ -382,7 +410,7 @@
       </w:pPr>
       <w:r>
         <w:rPr>
-          <w:rFonts w:ascii="Times New Roman" w:hAnsi="Times New Roman" w:eastAsia="Times New Roman"/>
+          <w:rFonts w:ascii="Times New Roman" w:hAnsi="Times New Roman" w:eastAsia="Times New Roman" w:cs="Times New Roman"/>
           <w:b/>
           <w:i w:val="0"/>
           <w:sz w:val="26"/>
@@ -398,7 +426,7 @@
       </w:pPr>
       <w:r>
         <w:rPr>
-          <w:rFonts w:ascii="Times New Roman" w:hAnsi="Times New Roman" w:eastAsia="Times New Roman"/>
+          <w:rFonts w:ascii="Times New Roman" w:hAnsi="Times New Roman" w:eastAsia="Times New Roman" w:cs="Times New Roman"/>
           <w:b w:val="0"/>
           <w:i w:val="0"/>
           <w:sz w:val="26"/>
@@ -414,7 +442,7 @@
       </w:pPr>
       <w:r>
         <w:rPr>
-          <w:rFonts w:ascii="Times New Roman" w:hAnsi="Times New Roman" w:eastAsia="Times New Roman"/>
+          <w:rFonts w:ascii="Times New Roman" w:hAnsi="Times New Roman" w:eastAsia="Times New Roman" w:cs="Times New Roman"/>
           <w:b/>
           <w:i w:val="0"/>
           <w:sz w:val="26"/>
@@ -430,7 +458,7 @@
       </w:pPr>
       <w:r>
         <w:rPr>
-          <w:rFonts w:ascii="Times New Roman" w:hAnsi="Times New Roman" w:eastAsia="Times New Roman"/>
+          <w:rFonts w:ascii="Times New Roman" w:hAnsi="Times New Roman" w:eastAsia="Times New Roman" w:cs="Times New Roman"/>
           <w:b w:val="0"/>
           <w:i w:val="0"/>
           <w:sz w:val="26"/>
@@ -446,7 +474,7 @@
       </w:pPr>
       <w:r>
         <w:rPr>
-          <w:rFonts w:ascii="Times New Roman" w:hAnsi="Times New Roman" w:eastAsia="Times New Roman"/>
+          <w:rFonts w:ascii="Times New Roman" w:hAnsi="Times New Roman" w:eastAsia="Times New Roman" w:cs="Times New Roman"/>
           <w:b w:val="0"/>
           <w:i w:val="0"/>
           <w:sz w:val="26"/>
@@ -456,13 +484,87 @@
     </w:p>
     <w:p>
       <w:pPr>
+        <w:spacing w:before="80" w:after="40"/>
+        <w:ind w:left="360" w:firstLine="0"/>
+      </w:pPr>
+      <w:r>
+        <w:rPr>
+          <w:rFonts w:ascii="Times New Roman" w:hAnsi="Times New Roman" w:cs="Times New Roman"/>
+          <w:b/>
+          <w:sz w:val="26"/>
+        </w:rPr>
+        <w:t>2.4. Năng lực Trí tuệ nhân tạo (AI) được phát triển:</w:t>
+      </w:r>
+    </w:p>
+    <w:p>
+      <w:pPr>
+        <w:spacing w:before="40" w:after="40"/>
+        <w:ind w:left="720" w:hanging="360"/>
+      </w:pPr>
+      <w:r>
+        <w:rPr>
+          <w:rFonts w:ascii="Times New Roman" w:hAnsi="Times New Roman" w:cs="Times New Roman"/>
+          <w:b w:val="0"/>
+          <w:sz w:val="26"/>
+        </w:rPr>
+        <w:t xml:space="preserve">- </w:t>
+      </w:r>
+      <w:r>
+        <w:rPr>
+          <w:rFonts w:ascii="Times New Roman" w:hAnsi="Times New Roman" w:cs="Times New Roman"/>
+          <w:b/>
+          <w:sz w:val="26"/>
+        </w:rPr>
+        <w:t xml:space="preserve">2.A1.1: </w:t>
+      </w:r>
+      <w:r>
+        <w:rPr>
+          <w:rFonts w:ascii="Times New Roman" w:hAnsi="Times New Roman" w:cs="Times New Roman"/>
+          <w:b w:val="0"/>
+          <w:sz w:val="26"/>
+        </w:rPr>
+        <w:t>Hiểu rằng việc đặt tên và lưu sản phẩm giúp con người quản lý và tìm lại sản phẩm số dễ dàng (Đạt được thông qua Hoạt động 2).</w:t>
+      </w:r>
+    </w:p>
+    <w:p>
+      <w:pPr>
+        <w:spacing w:before="40" w:after="40"/>
+        <w:ind w:left="720" w:hanging="360"/>
+      </w:pPr>
+      <w:r>
+        <w:rPr>
+          <w:rFonts w:ascii="Times New Roman" w:hAnsi="Times New Roman" w:cs="Times New Roman"/>
+          <w:b w:val="0"/>
+          <w:sz w:val="26"/>
+        </w:rPr>
+        <w:t xml:space="preserve">- </w:t>
+      </w:r>
+      <w:r>
+        <w:rPr>
+          <w:rFonts w:ascii="Times New Roman" w:hAnsi="Times New Roman" w:cs="Times New Roman"/>
+          <w:b/>
+          <w:sz w:val="26"/>
+        </w:rPr>
+        <w:t xml:space="preserve">2.B1.1: </w:t>
+      </w:r>
+      <w:r>
+        <w:rPr>
+          <w:rFonts w:ascii="Times New Roman" w:hAnsi="Times New Roman" w:cs="Times New Roman"/>
+          <w:b w:val="0"/>
+          <w:sz w:val="26"/>
+        </w:rPr>
+        <w:t>Có ý thức tôn trọng và không tự ý xóa, đổi tên tệp/sản phẩm của người khác trên máy tính (Đạt được thông qua Hoạt động 3, Hoạt động 4).</w:t>
+      </w:r>
+    </w:p>
+    <w:p>
+      <w:pPr>
         <w:spacing w:line="360" w:lineRule="auto" w:after="60" w:before="0"/>
         <w:ind w:firstLine="0"/>
         <w:jc w:val="both"/>
       </w:pPr>
       <w:r>
         <w:rPr>
-          <w:rFonts w:ascii="Times New Roman" w:hAnsi="Times New Roman" w:eastAsia="Times New Roman"/>
+          <w:rFonts w:ascii="Times New Roman" w:hAnsi="Times New Roman" w:eastAsia="Times New Roman" w:cs="Times New Roman"/>
           <w:b/>
           <w:i w:val="0"/>
           <w:sz w:val="26"/>
@@ -478,7 +580,7 @@
       </w:pPr>
       <w:r>
         <w:rPr>
-          <w:rFonts w:ascii="Times New Roman" w:hAnsi="Times New Roman" w:eastAsia="Times New Roman"/>
+          <w:rFonts w:ascii="Times New Roman" w:hAnsi="Times New Roman" w:eastAsia="Times New Roman" w:cs="Times New Roman"/>
           <w:b w:val="0"/>
           <w:i w:val="0"/>
           <w:sz w:val="26"/>
@@ -494,7 +596,7 @@
       </w:pPr>
       <w:r>
         <w:rPr>
-          <w:rFonts w:ascii="Times New Roman" w:hAnsi="Times New Roman" w:eastAsia="Times New Roman"/>
+          <w:rFonts w:ascii="Times New Roman" w:hAnsi="Times New Roman" w:eastAsia="Times New Roman" w:cs="Times New Roman"/>
           <w:b w:val="0"/>
           <w:i w:val="0"/>
           <w:sz w:val="26"/>
@@ -510,7 +612,7 @@
       </w:pPr>
       <w:r>
         <w:rPr>
-          <w:rFonts w:ascii="Times New Roman" w:hAnsi="Times New Roman" w:eastAsia="Times New Roman"/>
+          <w:rFonts w:ascii="Times New Roman" w:hAnsi="Times New Roman" w:eastAsia="Times New Roman" w:cs="Times New Roman"/>
           <w:b/>
           <w:i w:val="0"/>
           <w:sz w:val="26"/>
@@ -526,7 +628,7 @@
       </w:pPr>
       <w:r>
         <w:rPr>
-          <w:rFonts w:ascii="Times New Roman" w:hAnsi="Times New Roman" w:eastAsia="Times New Roman"/>
+          <w:rFonts w:ascii="Times New Roman" w:hAnsi="Times New Roman" w:eastAsia="Times New Roman" w:cs="Times New Roman"/>
           <w:b w:val="0"/>
           <w:i w:val="0"/>
           <w:sz w:val="26"/>
@@ -542,7 +644,7 @@
       </w:pPr>
       <w:r>
         <w:rPr>
-          <w:rFonts w:ascii="Times New Roman" w:hAnsi="Times New Roman" w:eastAsia="Times New Roman"/>
+          <w:rFonts w:ascii="Times New Roman" w:hAnsi="Times New Roman" w:eastAsia="Times New Roman" w:cs="Times New Roman"/>
           <w:b w:val="0"/>
           <w:i w:val="0"/>
           <w:sz w:val="26"/>
@@ -558,7 +660,7 @@
       </w:pPr>
       <w:r>
         <w:rPr>
-          <w:rFonts w:ascii="Times New Roman" w:hAnsi="Times New Roman" w:eastAsia="Times New Roman"/>
+          <w:rFonts w:ascii="Times New Roman" w:hAnsi="Times New Roman" w:eastAsia="Times New Roman" w:cs="Times New Roman"/>
           <w:b/>
           <w:i w:val="0"/>
           <w:sz w:val="26"/>
@@ -600,10 +702,15 @@
               <w:spacing w:line="360" w:lineRule="auto" w:after="40"/>
               <w:jc w:val="center"/>
             </w:pPr>
-            <w:r/>
-            <w:r>
-              <w:rPr>
-                <w:rFonts w:ascii="Times New Roman" w:hAnsi="Times New Roman" w:eastAsia="Times New Roman"/>
+            <w:r>
+              <w:rPr>
+                <w:rFonts w:ascii="Times New Roman" w:hAnsi="Times New Roman" w:cs="Times New Roman"/>
+                <w:sz w:val="26"/>
+              </w:rPr>
+            </w:r>
+            <w:r>
+              <w:rPr>
+                <w:rFonts w:ascii="Times New Roman" w:hAnsi="Times New Roman" w:eastAsia="Times New Roman" w:cs="Times New Roman"/>
                 <w:b/>
                 <w:i w:val="0"/>
                 <w:sz w:val="26"/>
@@ -627,10 +734,15 @@
               <w:spacing w:line="360" w:lineRule="auto" w:after="40"/>
               <w:jc w:val="center"/>
             </w:pPr>
-            <w:r/>
-            <w:r>
-              <w:rPr>
-                <w:rFonts w:ascii="Times New Roman" w:hAnsi="Times New Roman" w:eastAsia="Times New Roman"/>
+            <w:r>
+              <w:rPr>
+                <w:rFonts w:ascii="Times New Roman" w:hAnsi="Times New Roman" w:cs="Times New Roman"/>
+                <w:sz w:val="26"/>
+              </w:rPr>
+            </w:r>
+            <w:r>
+              <w:rPr>
+                <w:rFonts w:ascii="Times New Roman" w:hAnsi="Times New Roman" w:eastAsia="Times New Roman" w:cs="Times New Roman"/>
                 <w:b/>
                 <w:i w:val="0"/>
                 <w:sz w:val="26"/>
@@ -654,15 +766,15 @@
           </w:tcPr>
           <w:p>
             <w:pPr>
-              <w:spacing w:line="360" w:lineRule="auto" w:after="40"/>
-              <w:jc w:val="left"/>
+              <w:spacing w:after="60" w:line="276" w:lineRule="auto"/>
             </w:pPr>
             <w:r/>
             <w:r>
               <w:rPr>
-                <w:rFonts w:ascii="Times New Roman" w:hAnsi="Times New Roman" w:eastAsia="Times New Roman"/>
+                <w:rFonts w:ascii="Times New Roman" w:hAnsi="Times New Roman"/>
                 <w:b/>
                 <w:i w:val="0"/>
+                <w:color w:val="000000"/>
                 <w:sz w:val="26"/>
               </w:rPr>
               <w:t>1. Hoạt động MỞ ĐẦU (5 phút)</w:t>
@@ -670,17 +782,52 @@
           </w:p>
           <w:p>
             <w:pPr>
-              <w:spacing w:line="360" w:lineRule="auto" w:after="40"/>
-              <w:jc w:val="left"/>
-            </w:pPr>
-            <w:r>
-              <w:rPr>
-                <w:rFonts w:ascii="Times New Roman" w:hAnsi="Times New Roman" w:eastAsia="Times New Roman"/>
+              <w:spacing w:after="60" w:line="276" w:lineRule="auto"/>
+            </w:pPr>
+            <w:r>
+              <w:rPr>
+                <w:rFonts w:ascii="Times New Roman" w:hAnsi="Times New Roman"/>
                 <w:b/>
-                <w:i w:val="0"/>
-                <w:sz w:val="26"/>
-              </w:rPr>
-              <w:t>*Mục tiêu: Kích hoạt hứng thú, tạo tình huống kết nối vào bài học Đặt tên và lưu sản phẩm.</w:t>
+                <w:i/>
+                <w:color w:val="000000"/>
+                <w:sz w:val="26"/>
+              </w:rPr>
+              <w:t>*Mục tiêu: Tạo nhu cầu lưu trữ bài vẽ trên máy tính để hôm sau mở ra xem lại.</w:t>
+            </w:r>
+          </w:p>
+          <w:p>
+            <w:pPr>
+              <w:spacing w:after="60" w:line="276" w:lineRule="auto"/>
+            </w:pPr>
+          </w:p>
+          <w:p>
+            <w:pPr>
+              <w:spacing w:after="60" w:line="276" w:lineRule="auto"/>
+            </w:pPr>
+            <w:r>
+              <w:rPr>
+                <w:rFonts w:ascii="Times New Roman" w:hAnsi="Times New Roman"/>
+                <w:b w:val="0"/>
+                <w:i w:val="0"/>
+                <w:color w:val="000000"/>
+                <w:sz w:val="26"/>
+              </w:rPr>
+              <w:t>- HS trả lời: Cần lưu lại / cất vào máy tính.</w:t>
+            </w:r>
+          </w:p>
+          <w:p>
+            <w:pPr>
+              <w:spacing w:after="60" w:line="276" w:lineRule="auto"/>
+            </w:pPr>
+            <w:r>
+              <w:rPr>
+                <w:rFonts w:ascii="Times New Roman" w:hAnsi="Times New Roman"/>
+                <w:b w:val="0"/>
+                <w:i w:val="0"/>
+                <w:color w:val="000000"/>
+                <w:sz w:val="26"/>
+              </w:rPr>
+              <w:t>- HS hào hứng muốn học cách cất giữ bức tranh của mình.</w:t>
             </w:r>
           </w:p>
         </w:tc>
@@ -698,93 +845,248 @@
           </w:tcPr>
           <w:p>
             <w:pPr>
-              <w:spacing w:line="360" w:lineRule="auto" w:after="40"/>
-              <w:jc w:val="left"/>
+              <w:spacing w:after="60" w:line="276" w:lineRule="auto"/>
             </w:pPr>
             <w:r/>
             <w:r>
               <w:rPr>
-                <w:rFonts w:ascii="Times New Roman" w:hAnsi="Times New Roman" w:eastAsia="Times New Roman"/>
-                <w:b w:val="0"/>
-                <w:i w:val="0"/>
-                <w:sz w:val="26"/>
-              </w:rPr>
-              <w:t>GV: Chiếu hình ảnh/video liên quan đến Đặt tên và lưu sản phẩm. Đặt câu hỏi gợi mở.</w:t>
-            </w:r>
-          </w:p>
-          <w:p>
-            <w:pPr>
-              <w:spacing w:line="360" w:lineRule="auto" w:after="40"/>
-              <w:jc w:val="left"/>
-            </w:pPr>
-            <w:r>
-              <w:rPr>
-                <w:rFonts w:ascii="Times New Roman" w:hAnsi="Times New Roman" w:eastAsia="Times New Roman"/>
-                <w:b w:val="0"/>
-                <w:i w:val="0"/>
-                <w:sz w:val="26"/>
-              </w:rPr>
-              <w:t>- GV gọi 2-3 HS trả lời.</w:t>
-            </w:r>
-          </w:p>
-          <w:p>
-            <w:pPr>
-              <w:spacing w:line="360" w:lineRule="auto" w:after="40"/>
-              <w:jc w:val="left"/>
-            </w:pPr>
-            <w:r>
-              <w:rPr>
-                <w:rFonts w:ascii="Times New Roman" w:hAnsi="Times New Roman" w:eastAsia="Times New Roman"/>
-                <w:b w:val="0"/>
-                <w:i w:val="0"/>
-                <w:sz w:val="26"/>
-              </w:rPr>
-              <w:t>- GV nhận xét, dẫn dắt vào bài mới.</w:t>
-            </w:r>
-          </w:p>
-          <w:p>
-            <w:pPr>
-              <w:spacing w:line="360" w:lineRule="auto" w:after="40"/>
-              <w:jc w:val="left"/>
-            </w:pPr>
-            <w:r>
-              <w:rPr>
-                <w:rFonts w:ascii="Times New Roman" w:hAnsi="Times New Roman" w:eastAsia="Times New Roman"/>
-                <w:b w:val="0"/>
-                <w:i w:val="0"/>
-                <w:sz w:val="26"/>
-              </w:rPr>
-              <w:t>HS: Quan sát, suy nghĩ, trả lời câu hỏi.</w:t>
-            </w:r>
-          </w:p>
-          <w:p>
-            <w:pPr>
-              <w:spacing w:line="360" w:lineRule="auto" w:after="40"/>
-              <w:jc w:val="left"/>
-            </w:pPr>
-            <w:r>
-              <w:rPr>
-                <w:rFonts w:ascii="Times New Roman" w:hAnsi="Times New Roman" w:eastAsia="Times New Roman"/>
-                <w:b w:val="0"/>
-                <w:i w:val="0"/>
-                <w:sz w:val="26"/>
-              </w:rPr>
-              <w:t>- Thảo luận nhanh nhóm đôi.</w:t>
-            </w:r>
-          </w:p>
-          <w:p>
-            <w:pPr>
-              <w:spacing w:line="360" w:lineRule="auto" w:after="40"/>
-              <w:jc w:val="left"/>
-            </w:pPr>
-            <w:r>
-              <w:rPr>
-                <w:rFonts w:ascii="Times New Roman" w:hAnsi="Times New Roman" w:eastAsia="Times New Roman"/>
-                <w:b w:val="0"/>
-                <w:i w:val="0"/>
-                <w:sz w:val="26"/>
-              </w:rPr>
-              <w:t>- Mở SGK chuẩn bị bài.</w:t>
+                <w:rFonts w:ascii="Times New Roman" w:hAnsi="Times New Roman"/>
+                <w:b/>
+                <w:i w:val="0"/>
+                <w:color w:val="000000"/>
+                <w:sz w:val="26"/>
+              </w:rPr>
+              <w:t>2. HOẠT ĐỘNG HÌNH THÀNH KIẾN THỨC MỚI (15 phút)</w:t>
+            </w:r>
+          </w:p>
+          <w:p>
+            <w:pPr>
+              <w:spacing w:after="60" w:line="276" w:lineRule="auto"/>
+            </w:pPr>
+            <w:r>
+              <w:rPr>
+                <w:rFonts w:ascii="Times New Roman" w:hAnsi="Times New Roman"/>
+                <w:b/>
+                <w:i/>
+                <w:color w:val="000000"/>
+                <w:sz w:val="26"/>
+              </w:rPr>
+              <w:t>*Mục tiêu: HS nắm vững quy trình 4 bước lưu tệp và quy tắc đặt tên tệp thông minh.</w:t>
+            </w:r>
+          </w:p>
+          <w:p>
+            <w:pPr>
+              <w:spacing w:after="60" w:line="276" w:lineRule="auto"/>
+            </w:pPr>
+          </w:p>
+          <w:p>
+            <w:pPr>
+              <w:spacing w:after="60" w:line="276" w:lineRule="auto"/>
+            </w:pPr>
+            <w:r>
+              <w:rPr>
+                <w:rFonts w:ascii="Times New Roman" w:hAnsi="Times New Roman"/>
+                <w:b/>
+                <w:i/>
+                <w:color w:val="000000"/>
+                <w:sz w:val="26"/>
+              </w:rPr>
+              <w:t>Nội dung 1: Quy trình 4 bước lưu sản phẩm (8 phút)</w:t>
+            </w:r>
+          </w:p>
+          <w:p>
+            <w:pPr>
+              <w:spacing w:after="60" w:line="276" w:lineRule="auto"/>
+            </w:pPr>
+            <w:r>
+              <w:rPr>
+                <w:rFonts w:ascii="Times New Roman" w:hAnsi="Times New Roman"/>
+                <w:b w:val="0"/>
+                <w:i w:val="0"/>
+                <w:color w:val="000000"/>
+                <w:sz w:val="26"/>
+              </w:rPr>
+              <w:t>GV: Chiếu sơ đồ 4 bước lưu sản phẩm lên màn hình.</w:t>
+            </w:r>
+          </w:p>
+          <w:p>
+            <w:pPr>
+              <w:spacing w:before="80" w:after="80"/>
+              <w:jc w:val="center"/>
+            </w:pPr>
+            <w:r>
+              <w:drawing>
+                <wp:inline xmlns:a="http://schemas.openxmlformats.org/drawingml/2006/main" xmlns:pic="http://schemas.openxmlformats.org/drawingml/2006/picture">
+                  <wp:extent cx="2926080" cy="1341120"/>
+                  <wp:docPr id="1" name="Picture 1"/>
+                  <wp:cNvGraphicFramePr>
+                    <a:graphicFrameLocks noChangeAspect="1"/>
+                  </wp:cNvGraphicFramePr>
+                  <a:graphic>
+                    <a:graphicData uri="http://schemas.openxmlformats.org/drawingml/2006/picture">
+                      <pic:pic>
+                        <pic:nvPicPr>
+                          <pic:cNvPr id="0" name="image.png"/>
+                          <pic:cNvPicPr/>
+                        </pic:nvPicPr>
+                        <pic:blipFill>
+                          <a:blip r:embed="rId16"/>
+                          <a:stretch>
+                            <a:fillRect/>
+                          </a:stretch>
+                        </pic:blipFill>
+                        <pic:spPr>
+                          <a:xfrm>
+                            <a:off x="0" y="0"/>
+                            <a:ext cx="2926080" cy="1341120"/>
+                          </a:xfrm>
+                          <a:prstGeom prst="rect"/>
+                        </pic:spPr>
+                      </pic:pic>
+                    </a:graphicData>
+                  </a:graphic>
+                </wp:inline>
+              </w:drawing>
+            </w:r>
+          </w:p>
+          <w:p>
+            <w:pPr>
+              <w:spacing w:after="60" w:line="276" w:lineRule="auto"/>
+            </w:pPr>
+            <w:r>
+              <w:rPr>
+                <w:rFonts w:ascii="Times New Roman" w:hAnsi="Times New Roman"/>
+                <w:b w:val="0"/>
+                <w:i w:val="0"/>
+                <w:color w:val="000000"/>
+                <w:sz w:val="26"/>
+              </w:rPr>
+              <w:t>- GV phân tích cụ thể 4 bước:</w:t>
+            </w:r>
+          </w:p>
+          <w:p>
+            <w:pPr>
+              <w:spacing w:after="60" w:line="276" w:lineRule="auto"/>
+            </w:pPr>
+            <w:r>
+              <w:rPr>
+                <w:rFonts w:ascii="Times New Roman" w:hAnsi="Times New Roman"/>
+                <w:b w:val="0"/>
+                <w:i w:val="0"/>
+                <w:color w:val="000000"/>
+                <w:sz w:val="26"/>
+              </w:rPr>
+              <w:t xml:space="preserve">  + Bước 1: Nháy chuột vào biểu tượng Save 💾 (hình đĩa mềm) hoặc chọn File ➔ Save.</w:t>
+            </w:r>
+          </w:p>
+          <w:p>
+            <w:pPr>
+              <w:spacing w:after="60" w:line="276" w:lineRule="auto"/>
+            </w:pPr>
+            <w:r>
+              <w:rPr>
+                <w:rFonts w:ascii="Times New Roman" w:hAnsi="Times New Roman"/>
+                <w:b w:val="0"/>
+                <w:i w:val="0"/>
+                <w:color w:val="000000"/>
+                <w:sz w:val="26"/>
+              </w:rPr>
+              <w:t xml:space="preserve">  + Bước 2: Chọn thư mục lưu (ví dụ vào thư mục HOC_TAP của em).</w:t>
+            </w:r>
+          </w:p>
+          <w:p>
+            <w:pPr>
+              <w:spacing w:after="60" w:line="276" w:lineRule="auto"/>
+            </w:pPr>
+            <w:r>
+              <w:rPr>
+                <w:rFonts w:ascii="Times New Roman" w:hAnsi="Times New Roman"/>
+                <w:b w:val="0"/>
+                <w:i w:val="0"/>
+                <w:color w:val="000000"/>
+                <w:sz w:val="26"/>
+              </w:rPr>
+              <w:t xml:space="preserve">  + Bước 3: Đặt tên tệp vào ô File name (ví dụ: ngoi_nha).</w:t>
+            </w:r>
+          </w:p>
+          <w:p>
+            <w:pPr>
+              <w:spacing w:after="60" w:line="276" w:lineRule="auto"/>
+            </w:pPr>
+            <w:r>
+              <w:rPr>
+                <w:rFonts w:ascii="Times New Roman" w:hAnsi="Times New Roman"/>
+                <w:b w:val="0"/>
+                <w:i w:val="0"/>
+                <w:color w:val="000000"/>
+                <w:sz w:val="26"/>
+              </w:rPr>
+              <w:t xml:space="preserve">  + Bước 4: Nhấn nút Save để hoàn thành.</w:t>
+            </w:r>
+          </w:p>
+          <w:p>
+            <w:pPr>
+              <w:spacing w:after="60" w:line="276" w:lineRule="auto"/>
+            </w:pPr>
+          </w:p>
+          <w:p>
+            <w:pPr>
+              <w:spacing w:after="60" w:line="276" w:lineRule="auto"/>
+            </w:pPr>
+            <w:r>
+              <w:rPr>
+                <w:rFonts w:ascii="Times New Roman" w:hAnsi="Times New Roman"/>
+                <w:b/>
+                <w:i/>
+                <w:color w:val="000000"/>
+                <w:sz w:val="26"/>
+              </w:rPr>
+              <w:t>Nội dung 2: Quy tắc đặt tên tệp thông minh (7 phút)</w:t>
+            </w:r>
+          </w:p>
+          <w:p>
+            <w:pPr>
+              <w:spacing w:after="60" w:line="276" w:lineRule="auto"/>
+            </w:pPr>
+            <w:r>
+              <w:rPr>
+                <w:rFonts w:ascii="Times New Roman" w:hAnsi="Times New Roman"/>
+                <w:b w:val="0"/>
+                <w:i w:val="0"/>
+                <w:color w:val="000000"/>
+                <w:sz w:val="26"/>
+              </w:rPr>
+              <w:t>- GV hướng dẫn: Tên tệp nên ngắn gọn, gợi nhớ nội dung bức tranh, viết không dấu để máy tính không bị lỗi.</w:t>
+            </w:r>
+          </w:p>
+          <w:p>
+            <w:pPr>
+              <w:spacing w:after="60" w:line="276" w:lineRule="auto"/>
+            </w:pPr>
+            <w:r>
+              <w:rPr>
+                <w:rFonts w:ascii="Times New Roman" w:hAnsi="Times New Roman"/>
+                <w:b w:val="0"/>
+                <w:i w:val="0"/>
+                <w:color w:val="000000"/>
+                <w:sz w:val="26"/>
+              </w:rPr>
+              <w:t xml:space="preserve">  👉 Nên đặt: buc_tranh_1, ngoi_nha, con_meo.</w:t>
+            </w:r>
+          </w:p>
+          <w:p>
+            <w:pPr>
+              <w:spacing w:after="60" w:line="276" w:lineRule="auto"/>
+            </w:pPr>
+            <w:r>
+              <w:rPr>
+                <w:rFonts w:ascii="Times New Roman" w:hAnsi="Times New Roman"/>
+                <w:b w:val="0"/>
+                <w:i w:val="0"/>
+                <w:color w:val="000000"/>
+                <w:sz w:val="26"/>
+              </w:rPr>
+              <w:t xml:space="preserve">  👉 Không nên đặt: aaaaa, 12345, hhhhhh (sau này không biết là tranh gì).</w:t>
             </w:r>
           </w:p>
         </w:tc>
@@ -800,33 +1102,83 @@
           </w:tcPr>
           <w:p>
             <w:pPr>
-              <w:spacing w:line="360" w:lineRule="auto" w:after="40"/>
-              <w:jc w:val="left"/>
+              <w:spacing w:after="60" w:line="276" w:lineRule="auto"/>
             </w:pPr>
             <w:r/>
             <w:r>
               <w:rPr>
-                <w:rFonts w:ascii="Times New Roman" w:hAnsi="Times New Roman" w:eastAsia="Times New Roman"/>
-                <w:b w:val="0"/>
-                <w:i w:val="0"/>
-                <w:sz w:val="26"/>
-              </w:rPr>
-              <w:t>HS xác định được vấn đề bài học.</w:t>
-            </w:r>
-          </w:p>
-          <w:p>
-            <w:pPr>
-              <w:spacing w:line="360" w:lineRule="auto" w:after="40"/>
-              <w:jc w:val="left"/>
-            </w:pPr>
-            <w:r>
-              <w:rPr>
-                <w:rFonts w:ascii="Times New Roman" w:hAnsi="Times New Roman" w:eastAsia="Times New Roman"/>
-                <w:b w:val="0"/>
-                <w:i w:val="0"/>
-                <w:sz w:val="26"/>
-              </w:rPr>
-              <w:t>HS hứng thú với nội dung mới.</w:t>
+                <w:rFonts w:ascii="Times New Roman" w:hAnsi="Times New Roman"/>
+                <w:b/>
+                <w:i w:val="0"/>
+                <w:color w:val="000000"/>
+                <w:sz w:val="26"/>
+              </w:rPr>
+              <w:t>2. HOẠT ĐỘNG HÌNH THÀNH KIẾN THỨC MỚI (15 phút)</w:t>
+            </w:r>
+          </w:p>
+          <w:p>
+            <w:pPr>
+              <w:spacing w:after="60" w:line="276" w:lineRule="auto"/>
+            </w:pPr>
+            <w:r>
+              <w:rPr>
+                <w:rFonts w:ascii="Times New Roman" w:hAnsi="Times New Roman"/>
+                <w:b/>
+                <w:i/>
+                <w:color w:val="000000"/>
+                <w:sz w:val="26"/>
+              </w:rPr>
+              <w:t>*Mục tiêu: HS nắm vững quy trình 4 bước lưu tệp và quy tắc đặt tên tệp thông minh.</w:t>
+            </w:r>
+          </w:p>
+          <w:p>
+            <w:pPr>
+              <w:spacing w:after="60" w:line="276" w:lineRule="auto"/>
+            </w:pPr>
+          </w:p>
+          <w:p>
+            <w:pPr>
+              <w:spacing w:after="60" w:line="276" w:lineRule="auto"/>
+            </w:pPr>
+            <w:r>
+              <w:rPr>
+                <w:rFonts w:ascii="Times New Roman" w:hAnsi="Times New Roman"/>
+                <w:b w:val="0"/>
+                <w:i w:val="0"/>
+                <w:color w:val="000000"/>
+                <w:sz w:val="26"/>
+              </w:rPr>
+              <w:t>- HS quan sát sơ đồ 4 bước lưu tệp.</w:t>
+            </w:r>
+          </w:p>
+          <w:p>
+            <w:pPr>
+              <w:spacing w:after="60" w:line="276" w:lineRule="auto"/>
+            </w:pPr>
+            <w:r>
+              <w:rPr>
+                <w:rFonts w:ascii="Times New Roman" w:hAnsi="Times New Roman"/>
+                <w:b w:val="0"/>
+                <w:i w:val="0"/>
+                <w:color w:val="000000"/>
+                <w:sz w:val="26"/>
+              </w:rPr>
+              <w:t>- HS nhận biết biểu tượng hình đĩa mềm màu xanh 💾 là nút Save.</w:t>
+            </w:r>
+          </w:p>
+          <w:p>
+            <w:pPr>
+              <w:spacing w:after="60" w:line="276" w:lineRule="auto"/>
+            </w:pPr>
+            <w:r>
+              <w:rPr>
+                <w:rFonts w:ascii="Times New Roman" w:hAnsi="Times New Roman"/>
+                <w:b w:val="0"/>
+                <w:i w:val="0"/>
+                <w:color w:val="000000"/>
+                <w:sz w:val="26"/>
+              </w:rPr>
+              <w:t>- HS hiểu quy tắc đặt tên: rõ ràng, không dấu, gợi nhớ nội dung sản phẩm.</w:t>
             </w:r>
           </w:p>
         </w:tc>
@@ -845,33 +1197,83 @@
           </w:tcPr>
           <w:p>
             <w:pPr>
-              <w:spacing w:line="360" w:lineRule="auto" w:after="40"/>
-              <w:jc w:val="left"/>
+              <w:spacing w:after="60" w:line="276" w:lineRule="auto"/>
             </w:pPr>
             <w:r/>
             <w:r>
               <w:rPr>
-                <w:rFonts w:ascii="Times New Roman" w:hAnsi="Times New Roman" w:eastAsia="Times New Roman"/>
+                <w:rFonts w:ascii="Times New Roman" w:hAnsi="Times New Roman"/>
                 <w:b/>
                 <w:i w:val="0"/>
-                <w:sz w:val="26"/>
-              </w:rPr>
-              <w:t>2. HOẠT ĐỘNG HÌNH THÀNH KIẾN THỨC MỚI (15 phút)</w:t>
-            </w:r>
-          </w:p>
-          <w:p>
-            <w:pPr>
-              <w:spacing w:line="360" w:lineRule="auto" w:after="40"/>
-              <w:jc w:val="left"/>
-            </w:pPr>
-            <w:r>
-              <w:rPr>
-                <w:rFonts w:ascii="Times New Roman" w:hAnsi="Times New Roman" w:eastAsia="Times New Roman"/>
+                <w:color w:val="000000"/>
+                <w:sz w:val="26"/>
+              </w:rPr>
+              <w:t>3. HĐ LUYỆN TẬP-THỰC HÀNH (10 phút)</w:t>
+            </w:r>
+          </w:p>
+          <w:p>
+            <w:pPr>
+              <w:spacing w:after="60" w:line="276" w:lineRule="auto"/>
+            </w:pPr>
+            <w:r>
+              <w:rPr>
+                <w:rFonts w:ascii="Times New Roman" w:hAnsi="Times New Roman"/>
                 <w:b/>
-                <w:i w:val="0"/>
-                <w:sz w:val="26"/>
-              </w:rPr>
-              <w:t>*Mục tiêu: HS nắm được các khái niệm, quy trình và thao tác kỹ thuật của bài Đặt tên và lưu sản phẩm.</w:t>
+                <w:i/>
+                <w:color w:val="000000"/>
+                <w:sz w:val="26"/>
+              </w:rPr>
+              <w:t>*Mục tiêu: HS thực hành vẽ một hình đơn giản trong Paint và thực hiện lưu vào thư mục học tập.</w:t>
+            </w:r>
+          </w:p>
+          <w:p>
+            <w:pPr>
+              <w:spacing w:after="60" w:line="276" w:lineRule="auto"/>
+            </w:pPr>
+          </w:p>
+          <w:p>
+            <w:pPr>
+              <w:spacing w:after="60" w:line="276" w:lineRule="auto"/>
+            </w:pPr>
+            <w:r>
+              <w:rPr>
+                <w:rFonts w:ascii="Times New Roman" w:hAnsi="Times New Roman"/>
+                <w:b w:val="0"/>
+                <w:i w:val="0"/>
+                <w:color w:val="000000"/>
+                <w:sz w:val="26"/>
+              </w:rPr>
+              <w:t>- HS thao tác vẽ hình mặt cười trong Paint.</w:t>
+            </w:r>
+          </w:p>
+          <w:p>
+            <w:pPr>
+              <w:spacing w:after="60" w:line="276" w:lineRule="auto"/>
+            </w:pPr>
+            <w:r>
+              <w:rPr>
+                <w:rFonts w:ascii="Times New Roman" w:hAnsi="Times New Roman"/>
+                <w:b w:val="0"/>
+                <w:i w:val="0"/>
+                <w:color w:val="000000"/>
+                <w:sz w:val="26"/>
+              </w:rPr>
+              <w:t>- HS bấm nút Save, tìm đúng thư mục HOC_TAP và gõ tên tệp mat_cuoi.</w:t>
+            </w:r>
+          </w:p>
+          <w:p>
+            <w:pPr>
+              <w:spacing w:after="60" w:line="276" w:lineRule="auto"/>
+            </w:pPr>
+            <w:r>
+              <w:rPr>
+                <w:rFonts w:ascii="Times New Roman" w:hAnsi="Times New Roman"/>
+                <w:b w:val="0"/>
+                <w:i w:val="0"/>
+                <w:color w:val="000000"/>
+                <w:sz w:val="26"/>
+              </w:rPr>
+              <w:t>- HS kiểm tra thấy tên tệp đã xuất hiện trên thanh tiêu đề của cửa sổ Paint.</w:t>
             </w:r>
           </w:p>
         </w:tc>
@@ -889,93 +1291,83 @@
           </w:tcPr>
           <w:p>
             <w:pPr>
-              <w:spacing w:line="360" w:lineRule="auto" w:after="40"/>
-              <w:jc w:val="left"/>
+              <w:spacing w:after="60" w:line="276" w:lineRule="auto"/>
             </w:pPr>
             <w:r/>
             <w:r>
               <w:rPr>
-                <w:rFonts w:ascii="Times New Roman" w:hAnsi="Times New Roman" w:eastAsia="Times New Roman"/>
-                <w:b w:val="0"/>
-                <w:i w:val="0"/>
-                <w:sz w:val="26"/>
-              </w:rPr>
-              <w:t>GV: Hướng dẫn HS đọc SGK, trình chiếu thao tác mẫu.</w:t>
-            </w:r>
-          </w:p>
-          <w:p>
-            <w:pPr>
-              <w:spacing w:line="360" w:lineRule="auto" w:after="40"/>
-              <w:jc w:val="left"/>
-            </w:pPr>
-            <w:r>
-              <w:rPr>
-                <w:rFonts w:ascii="Times New Roman" w:hAnsi="Times New Roman" w:eastAsia="Times New Roman"/>
-                <w:b w:val="0"/>
-                <w:i w:val="0"/>
-                <w:sz w:val="26"/>
-              </w:rPr>
-              <w:t>- Nhấn mạnh các lưu ý và lỗi thường gặp.</w:t>
-            </w:r>
-          </w:p>
-          <w:p>
-            <w:pPr>
-              <w:spacing w:line="360" w:lineRule="auto" w:after="40"/>
-              <w:jc w:val="left"/>
-            </w:pPr>
-            <w:r>
-              <w:rPr>
-                <w:rFonts w:ascii="Times New Roman" w:hAnsi="Times New Roman" w:eastAsia="Times New Roman"/>
-                <w:b w:val="0"/>
-                <w:i w:val="0"/>
-                <w:sz w:val="26"/>
-              </w:rPr>
-              <w:t>- Gọi HS lên thực hiện lại thao tác mẫu.</w:t>
-            </w:r>
-          </w:p>
-          <w:p>
-            <w:pPr>
-              <w:spacing w:line="360" w:lineRule="auto" w:after="40"/>
-              <w:jc w:val="left"/>
-            </w:pPr>
-            <w:r>
-              <w:rPr>
-                <w:rFonts w:ascii="Times New Roman" w:hAnsi="Times New Roman" w:eastAsia="Times New Roman"/>
-                <w:b w:val="0"/>
-                <w:i w:val="0"/>
-                <w:sz w:val="26"/>
-              </w:rPr>
-              <w:t>HS: Theo dõi hướng dẫn, ghi chép kiến thức.</w:t>
-            </w:r>
-          </w:p>
-          <w:p>
-            <w:pPr>
-              <w:spacing w:line="360" w:lineRule="auto" w:after="40"/>
-              <w:jc w:val="left"/>
-            </w:pPr>
-            <w:r>
-              <w:rPr>
-                <w:rFonts w:ascii="Times New Roman" w:hAnsi="Times New Roman" w:eastAsia="Times New Roman"/>
-                <w:b w:val="0"/>
-                <w:i w:val="0"/>
-                <w:sz w:val="26"/>
-              </w:rPr>
-              <w:t>- Đặt câu hỏi khi chưa hiểu.</w:t>
-            </w:r>
-          </w:p>
-          <w:p>
-            <w:pPr>
-              <w:spacing w:line="360" w:lineRule="auto" w:after="40"/>
-              <w:jc w:val="left"/>
-            </w:pPr>
-            <w:r>
-              <w:rPr>
-                <w:rFonts w:ascii="Times New Roman" w:hAnsi="Times New Roman" w:eastAsia="Times New Roman"/>
-                <w:b w:val="0"/>
-                <w:i w:val="0"/>
-                <w:sz w:val="26"/>
-              </w:rPr>
-              <w:t>- Thực hiện thao tác mẫu khi được gọi.</w:t>
+                <w:rFonts w:ascii="Times New Roman" w:hAnsi="Times New Roman"/>
+                <w:b/>
+                <w:i w:val="0"/>
+                <w:color w:val="000000"/>
+                <w:sz w:val="26"/>
+              </w:rPr>
+              <w:t>4. HOẠT ĐỘNG VẬN DỤNG, TRẢI NGHIỆM (5 phút)</w:t>
+            </w:r>
+          </w:p>
+          <w:p>
+            <w:pPr>
+              <w:spacing w:after="60" w:line="276" w:lineRule="auto"/>
+            </w:pPr>
+            <w:r>
+              <w:rPr>
+                <w:rFonts w:ascii="Times New Roman" w:hAnsi="Times New Roman"/>
+                <w:b/>
+                <w:i/>
+                <w:color w:val="000000"/>
+                <w:sz w:val="26"/>
+              </w:rPr>
+              <w:t>*Mục tiêu: Rèn luyện thói quen lưu bài thường xuyên trong quá trình làm việc trên máy tính.</w:t>
+            </w:r>
+          </w:p>
+          <w:p>
+            <w:pPr>
+              <w:spacing w:after="60" w:line="276" w:lineRule="auto"/>
+            </w:pPr>
+          </w:p>
+          <w:p>
+            <w:pPr>
+              <w:spacing w:after="60" w:line="276" w:lineRule="auto"/>
+            </w:pPr>
+            <w:r>
+              <w:rPr>
+                <w:rFonts w:ascii="Times New Roman" w:hAnsi="Times New Roman"/>
+                <w:b w:val="0"/>
+                <w:i w:val="0"/>
+                <w:color w:val="000000"/>
+                <w:sz w:val="26"/>
+              </w:rPr>
+              <w:t>- GV hỏi: Nếu đang vẽ mà máy tính bị mất điện đột ngột thì điều gì xảy ra nếu em chưa bấm Save? (Bị mất bài vẽ!).</w:t>
+            </w:r>
+          </w:p>
+          <w:p>
+            <w:pPr>
+              <w:spacing w:after="60" w:line="276" w:lineRule="auto"/>
+            </w:pPr>
+            <w:r>
+              <w:rPr>
+                <w:rFonts w:ascii="Times New Roman" w:hAnsi="Times New Roman"/>
+                <w:b w:val="0"/>
+                <w:i w:val="0"/>
+                <w:color w:val="000000"/>
+                <w:sz w:val="26"/>
+              </w:rPr>
+              <w:t>- GV nhấn mạnh: Trong khi làm việc, thỉnh thoảng hãy nhấn tổ hợp phím Ctrl + S để lưu lại công sức của mình nhé!</w:t>
+            </w:r>
+          </w:p>
+          <w:p>
+            <w:pPr>
+              <w:spacing w:after="60" w:line="276" w:lineRule="auto"/>
+            </w:pPr>
+            <w:r>
+              <w:rPr>
+                <w:rFonts w:ascii="Times New Roman" w:hAnsi="Times New Roman"/>
+                <w:b w:val="0"/>
+                <w:i w:val="0"/>
+                <w:color w:val="000000"/>
+                <w:sz w:val="26"/>
+              </w:rPr>
+              <w:t>- GV hướng dẫn đóng phần mềm và tắt máy an toàn.</w:t>
             </w:r>
           </w:p>
         </w:tc>
@@ -991,33 +1383,83 @@
           </w:tcPr>
           <w:p>
             <w:pPr>
-              <w:spacing w:line="360" w:lineRule="auto" w:after="40"/>
-              <w:jc w:val="left"/>
+              <w:spacing w:after="60" w:line="276" w:lineRule="auto"/>
             </w:pPr>
             <w:r/>
             <w:r>
               <w:rPr>
-                <w:rFonts w:ascii="Times New Roman" w:hAnsi="Times New Roman" w:eastAsia="Times New Roman"/>
-                <w:b w:val="0"/>
-                <w:i w:val="0"/>
-                <w:sz w:val="26"/>
-              </w:rPr>
-              <w:t>HS ghi nhớ kiến thức chuẩn.</w:t>
-            </w:r>
-          </w:p>
-          <w:p>
-            <w:pPr>
-              <w:spacing w:line="360" w:lineRule="auto" w:after="40"/>
-              <w:jc w:val="left"/>
-            </w:pPr>
-            <w:r>
-              <w:rPr>
-                <w:rFonts w:ascii="Times New Roman" w:hAnsi="Times New Roman" w:eastAsia="Times New Roman"/>
-                <w:b w:val="0"/>
-                <w:i w:val="0"/>
-                <w:sz w:val="26"/>
-              </w:rPr>
-              <w:t>HS nắm được quy trình thao tác.</w:t>
+                <w:rFonts w:ascii="Times New Roman" w:hAnsi="Times New Roman"/>
+                <w:b/>
+                <w:i w:val="0"/>
+                <w:color w:val="000000"/>
+                <w:sz w:val="26"/>
+              </w:rPr>
+              <w:t>4. HOẠT ĐỘNG VẬN DỤNG, TRẢI NGHIỆM (5 phút)</w:t>
+            </w:r>
+          </w:p>
+          <w:p>
+            <w:pPr>
+              <w:spacing w:after="60" w:line="276" w:lineRule="auto"/>
+            </w:pPr>
+            <w:r>
+              <w:rPr>
+                <w:rFonts w:ascii="Times New Roman" w:hAnsi="Times New Roman"/>
+                <w:b/>
+                <w:i/>
+                <w:color w:val="000000"/>
+                <w:sz w:val="26"/>
+              </w:rPr>
+              <w:t>*Mục tiêu: Rèn luyện thói quen lưu bài thường xuyên trong quá trình làm việc trên máy tính.</w:t>
+            </w:r>
+          </w:p>
+          <w:p>
+            <w:pPr>
+              <w:spacing w:after="60" w:line="276" w:lineRule="auto"/>
+            </w:pPr>
+          </w:p>
+          <w:p>
+            <w:pPr>
+              <w:spacing w:after="60" w:line="276" w:lineRule="auto"/>
+            </w:pPr>
+            <w:r>
+              <w:rPr>
+                <w:rFonts w:ascii="Times New Roman" w:hAnsi="Times New Roman"/>
+                <w:b w:val="0"/>
+                <w:i w:val="0"/>
+                <w:color w:val="000000"/>
+                <w:sz w:val="26"/>
+              </w:rPr>
+              <w:t>- HS nhận thức được tầm quan trọng của việc lưu bài thường xuyên.</w:t>
+            </w:r>
+          </w:p>
+          <w:p>
+            <w:pPr>
+              <w:spacing w:after="60" w:line="276" w:lineRule="auto"/>
+            </w:pPr>
+            <w:r>
+              <w:rPr>
+                <w:rFonts w:ascii="Times New Roman" w:hAnsi="Times New Roman"/>
+                <w:b w:val="0"/>
+                <w:i w:val="0"/>
+                <w:color w:val="000000"/>
+                <w:sz w:val="26"/>
+              </w:rPr>
+              <w:t>- HS ghi nhớ phím tắt Ctrl + S.</w:t>
+            </w:r>
+          </w:p>
+          <w:p>
+            <w:pPr>
+              <w:spacing w:after="60" w:line="276" w:lineRule="auto"/>
+            </w:pPr>
+            <w:r>
+              <w:rPr>
+                <w:rFonts w:ascii="Times New Roman" w:hAnsi="Times New Roman"/>
+                <w:b w:val="0"/>
+                <w:i w:val="0"/>
+                <w:color w:val="000000"/>
+                <w:sz w:val="26"/>
+              </w:rPr>
+              <w:t>- Thực hiện tắt máy tính đúng quy trình.</w:t>
             </w:r>
           </w:p>
         </w:tc>
@@ -1039,10 +1481,15 @@
               <w:spacing w:line="360" w:lineRule="auto" w:after="40"/>
               <w:jc w:val="left"/>
             </w:pPr>
-            <w:r/>
-            <w:r>
-              <w:rPr>
-                <w:rFonts w:ascii="Times New Roman" w:hAnsi="Times New Roman" w:eastAsia="Times New Roman"/>
+            <w:r>
+              <w:rPr>
+                <w:rFonts w:ascii="Times New Roman" w:hAnsi="Times New Roman" w:cs="Times New Roman"/>
+                <w:sz w:val="26"/>
+              </w:rPr>
+            </w:r>
+            <w:r>
+              <w:rPr>
+                <w:rFonts w:ascii="Times New Roman" w:hAnsi="Times New Roman" w:eastAsia="Times New Roman" w:cs="Times New Roman"/>
                 <w:b/>
                 <w:i w:val="0"/>
                 <w:sz w:val="26"/>
@@ -1057,7 +1504,7 @@
             </w:pPr>
             <w:r>
               <w:rPr>
-                <w:rFonts w:ascii="Times New Roman" w:hAnsi="Times New Roman" w:eastAsia="Times New Roman"/>
+                <w:rFonts w:ascii="Times New Roman" w:hAnsi="Times New Roman" w:eastAsia="Times New Roman" w:cs="Times New Roman"/>
                 <w:b/>
                 <w:i w:val="0"/>
                 <w:sz w:val="26"/>
@@ -1083,10 +1530,15 @@
               <w:spacing w:line="360" w:lineRule="auto" w:after="40"/>
               <w:jc w:val="left"/>
             </w:pPr>
-            <w:r/>
-            <w:r>
-              <w:rPr>
-                <w:rFonts w:ascii="Times New Roman" w:hAnsi="Times New Roman" w:eastAsia="Times New Roman"/>
+            <w:r>
+              <w:rPr>
+                <w:rFonts w:ascii="Times New Roman" w:hAnsi="Times New Roman" w:cs="Times New Roman"/>
+                <w:sz w:val="26"/>
+              </w:rPr>
+            </w:r>
+            <w:r>
+              <w:rPr>
+                <w:rFonts w:ascii="Times New Roman" w:hAnsi="Times New Roman" w:eastAsia="Times New Roman" w:cs="Times New Roman"/>
                 <w:b w:val="0"/>
                 <w:i w:val="0"/>
                 <w:sz w:val="26"/>
@@ -1101,7 +1553,7 @@
             </w:pPr>
             <w:r>
               <w:rPr>
-                <w:rFonts w:ascii="Times New Roman" w:hAnsi="Times New Roman" w:eastAsia="Times New Roman"/>
+                <w:rFonts w:ascii="Times New Roman" w:hAnsi="Times New Roman" w:eastAsia="Times New Roman" w:cs="Times New Roman"/>
                 <w:b w:val="0"/>
                 <w:i w:val="0"/>
                 <w:sz w:val="26"/>
@@ -1116,7 +1568,7 @@
             </w:pPr>
             <w:r>
               <w:rPr>
-                <w:rFonts w:ascii="Times New Roman" w:hAnsi="Times New Roman" w:eastAsia="Times New Roman"/>
+                <w:rFonts w:ascii="Times New Roman" w:hAnsi="Times New Roman" w:eastAsia="Times New Roman" w:cs="Times New Roman"/>
                 <w:b w:val="0"/>
                 <w:i w:val="0"/>
                 <w:sz w:val="26"/>
@@ -1131,7 +1583,7 @@
             </w:pPr>
             <w:r>
               <w:rPr>
-                <w:rFonts w:ascii="Times New Roman" w:hAnsi="Times New Roman" w:eastAsia="Times New Roman"/>
+                <w:rFonts w:ascii="Times New Roman" w:hAnsi="Times New Roman" w:eastAsia="Times New Roman" w:cs="Times New Roman"/>
                 <w:b w:val="0"/>
                 <w:i w:val="0"/>
                 <w:sz w:val="26"/>
@@ -1146,7 +1598,7 @@
             </w:pPr>
             <w:r>
               <w:rPr>
-                <w:rFonts w:ascii="Times New Roman" w:hAnsi="Times New Roman" w:eastAsia="Times New Roman"/>
+                <w:rFonts w:ascii="Times New Roman" w:hAnsi="Times New Roman" w:eastAsia="Times New Roman" w:cs="Times New Roman"/>
                 <w:b w:val="0"/>
                 <w:i w:val="0"/>
                 <w:sz w:val="26"/>
@@ -1161,7 +1613,7 @@
             </w:pPr>
             <w:r>
               <w:rPr>
-                <w:rFonts w:ascii="Times New Roman" w:hAnsi="Times New Roman" w:eastAsia="Times New Roman"/>
+                <w:rFonts w:ascii="Times New Roman" w:hAnsi="Times New Roman" w:eastAsia="Times New Roman" w:cs="Times New Roman"/>
                 <w:b w:val="0"/>
                 <w:i w:val="0"/>
                 <w:sz w:val="26"/>
@@ -1185,10 +1637,15 @@
               <w:spacing w:line="360" w:lineRule="auto" w:after="40"/>
               <w:jc w:val="left"/>
             </w:pPr>
-            <w:r/>
-            <w:r>
-              <w:rPr>
-                <w:rFonts w:ascii="Times New Roman" w:hAnsi="Times New Roman" w:eastAsia="Times New Roman"/>
+            <w:r>
+              <w:rPr>
+                <w:rFonts w:ascii="Times New Roman" w:hAnsi="Times New Roman" w:cs="Times New Roman"/>
+                <w:sz w:val="26"/>
+              </w:rPr>
+            </w:r>
+            <w:r>
+              <w:rPr>
+                <w:rFonts w:ascii="Times New Roman" w:hAnsi="Times New Roman" w:eastAsia="Times New Roman" w:cs="Times New Roman"/>
                 <w:b w:val="0"/>
                 <w:i w:val="0"/>
                 <w:sz w:val="26"/>
@@ -1203,7 +1660,7 @@
             </w:pPr>
             <w:r>
               <w:rPr>
-                <w:rFonts w:ascii="Times New Roman" w:hAnsi="Times New Roman" w:eastAsia="Times New Roman"/>
+                <w:rFonts w:ascii="Times New Roman" w:hAnsi="Times New Roman" w:eastAsia="Times New Roman" w:cs="Times New Roman"/>
                 <w:b w:val="0"/>
                 <w:i w:val="0"/>
                 <w:sz w:val="26"/>
@@ -1230,10 +1687,15 @@
               <w:spacing w:line="360" w:lineRule="auto" w:after="40"/>
               <w:jc w:val="left"/>
             </w:pPr>
-            <w:r/>
-            <w:r>
-              <w:rPr>
-                <w:rFonts w:ascii="Times New Roman" w:hAnsi="Times New Roman" w:eastAsia="Times New Roman"/>
+            <w:r>
+              <w:rPr>
+                <w:rFonts w:ascii="Times New Roman" w:hAnsi="Times New Roman" w:cs="Times New Roman"/>
+                <w:sz w:val="26"/>
+              </w:rPr>
+            </w:r>
+            <w:r>
+              <w:rPr>
+                <w:rFonts w:ascii="Times New Roman" w:hAnsi="Times New Roman" w:eastAsia="Times New Roman" w:cs="Times New Roman"/>
                 <w:b/>
                 <w:i w:val="0"/>
                 <w:sz w:val="26"/>
@@ -1259,10 +1721,15 @@
               <w:spacing w:line="360" w:lineRule="auto" w:after="40"/>
               <w:jc w:val="left"/>
             </w:pPr>
-            <w:r/>
-            <w:r>
-              <w:rPr>
-                <w:rFonts w:ascii="Times New Roman" w:hAnsi="Times New Roman" w:eastAsia="Times New Roman"/>
+            <w:r>
+              <w:rPr>
+                <w:rFonts w:ascii="Times New Roman" w:hAnsi="Times New Roman" w:cs="Times New Roman"/>
+                <w:sz w:val="26"/>
+              </w:rPr>
+            </w:r>
+            <w:r>
+              <w:rPr>
+                <w:rFonts w:ascii="Times New Roman" w:hAnsi="Times New Roman" w:eastAsia="Times New Roman" w:cs="Times New Roman"/>
                 <w:b w:val="0"/>
                 <w:i w:val="0"/>
                 <w:sz w:val="26"/>
@@ -1277,7 +1744,7 @@
             </w:pPr>
             <w:r>
               <w:rPr>
-                <w:rFonts w:ascii="Times New Roman" w:hAnsi="Times New Roman" w:eastAsia="Times New Roman"/>
+                <w:rFonts w:ascii="Times New Roman" w:hAnsi="Times New Roman" w:eastAsia="Times New Roman" w:cs="Times New Roman"/>
                 <w:b w:val="0"/>
                 <w:i w:val="0"/>
                 <w:sz w:val="26"/>
@@ -1292,7 +1759,7 @@
             </w:pPr>
             <w:r>
               <w:rPr>
-                <w:rFonts w:ascii="Times New Roman" w:hAnsi="Times New Roman" w:eastAsia="Times New Roman"/>
+                <w:rFonts w:ascii="Times New Roman" w:hAnsi="Times New Roman" w:eastAsia="Times New Roman" w:cs="Times New Roman"/>
                 <w:b w:val="0"/>
                 <w:i w:val="0"/>
                 <w:sz w:val="26"/>
@@ -1307,7 +1774,7 @@
             </w:pPr>
             <w:r>
               <w:rPr>
-                <w:rFonts w:ascii="Times New Roman" w:hAnsi="Times New Roman" w:eastAsia="Times New Roman"/>
+                <w:rFonts w:ascii="Times New Roman" w:hAnsi="Times New Roman" w:eastAsia="Times New Roman" w:cs="Times New Roman"/>
                 <w:b w:val="0"/>
                 <w:i w:val="0"/>
                 <w:sz w:val="26"/>
@@ -1322,7 +1789,7 @@
             </w:pPr>
             <w:r>
               <w:rPr>
-                <w:rFonts w:ascii="Times New Roman" w:hAnsi="Times New Roman" w:eastAsia="Times New Roman"/>
+                <w:rFonts w:ascii="Times New Roman" w:hAnsi="Times New Roman" w:eastAsia="Times New Roman" w:cs="Times New Roman"/>
                 <w:b w:val="0"/>
                 <w:i w:val="0"/>
                 <w:sz w:val="26"/>
@@ -1337,7 +1804,7 @@
             </w:pPr>
             <w:r>
               <w:rPr>
-                <w:rFonts w:ascii="Times New Roman" w:hAnsi="Times New Roman" w:eastAsia="Times New Roman"/>
+                <w:rFonts w:ascii="Times New Roman" w:hAnsi="Times New Roman" w:eastAsia="Times New Roman" w:cs="Times New Roman"/>
                 <w:b w:val="0"/>
                 <w:i w:val="0"/>
                 <w:sz w:val="26"/>
@@ -1361,10 +1828,15 @@
               <w:spacing w:line="360" w:lineRule="auto" w:after="40"/>
               <w:jc w:val="left"/>
             </w:pPr>
-            <w:r/>
-            <w:r>
-              <w:rPr>
-                <w:rFonts w:ascii="Times New Roman" w:hAnsi="Times New Roman" w:eastAsia="Times New Roman"/>
+            <w:r>
+              <w:rPr>
+                <w:rFonts w:ascii="Times New Roman" w:hAnsi="Times New Roman" w:cs="Times New Roman"/>
+                <w:sz w:val="26"/>
+              </w:rPr>
+            </w:r>
+            <w:r>
+              <w:rPr>
+                <w:rFonts w:ascii="Times New Roman" w:hAnsi="Times New Roman" w:eastAsia="Times New Roman" w:cs="Times New Roman"/>
                 <w:b w:val="0"/>
                 <w:i w:val="0"/>
                 <w:sz w:val="26"/>
@@ -1379,7 +1851,7 @@
             </w:pPr>
             <w:r>
               <w:rPr>
-                <w:rFonts w:ascii="Times New Roman" w:hAnsi="Times New Roman" w:eastAsia="Times New Roman"/>
+                <w:rFonts w:ascii="Times New Roman" w:hAnsi="Times New Roman" w:eastAsia="Times New Roman" w:cs="Times New Roman"/>
                 <w:b w:val="0"/>
                 <w:i w:val="0"/>
                 <w:sz w:val="26"/>
@@ -1403,7 +1875,7 @@
       </w:pPr>
       <w:r>
         <w:rPr>
-          <w:rFonts w:ascii="Times New Roman" w:hAnsi="Times New Roman" w:eastAsia="Times New Roman"/>
+          <w:rFonts w:ascii="Times New Roman" w:hAnsi="Times New Roman" w:eastAsia="Times New Roman" w:cs="Times New Roman"/>
           <w:b/>
           <w:i w:val="0"/>
           <w:sz w:val="26"/>
@@ -1418,7 +1890,7 @@
       </w:pPr>
       <w:r>
         <w:rPr>
-          <w:rFonts w:ascii="Times New Roman" w:hAnsi="Times New Roman" w:eastAsia="Times New Roman"/>
+          <w:rFonts w:ascii="Times New Roman" w:hAnsi="Times New Roman" w:eastAsia="Times New Roman" w:cs="Times New Roman"/>
           <w:b/>
           <w:i/>
           <w:sz w:val="26"/>
@@ -1433,7 +1905,7 @@
       </w:pPr>
       <w:r>
         <w:rPr>
-          <w:rFonts w:ascii="Times New Roman" w:hAnsi="Times New Roman" w:eastAsia="Times New Roman"/>
+          <w:rFonts w:ascii="Times New Roman" w:hAnsi="Times New Roman" w:eastAsia="Times New Roman" w:cs="Times New Roman"/>
           <w:b w:val="0"/>
           <w:i w:val="0"/>
           <w:sz w:val="26"/>
@@ -1481,10 +1953,15 @@
               <w:spacing w:line="360" w:lineRule="auto" w:after="40"/>
               <w:jc w:val="center"/>
             </w:pPr>
-            <w:r/>
-            <w:r>
-              <w:rPr>
-                <w:rFonts w:ascii="Times New Roman" w:hAnsi="Times New Roman" w:eastAsia="Times New Roman"/>
+            <w:r>
+              <w:rPr>
+                <w:rFonts w:ascii="Times New Roman" w:hAnsi="Times New Roman" w:cs="Times New Roman"/>
+                <w:sz w:val="26"/>
+              </w:rPr>
+            </w:r>
+            <w:r>
+              <w:rPr>
+                <w:rFonts w:ascii="Times New Roman" w:hAnsi="Times New Roman" w:eastAsia="Times New Roman" w:cs="Times New Roman"/>
                 <w:b/>
                 <w:i w:val="0"/>
                 <w:sz w:val="26"/>
@@ -1508,10 +1985,15 @@
               <w:spacing w:line="360" w:lineRule="auto" w:after="40"/>
               <w:jc w:val="center"/>
             </w:pPr>
-            <w:r/>
-            <w:r>
-              <w:rPr>
-                <w:rFonts w:ascii="Times New Roman" w:hAnsi="Times New Roman" w:eastAsia="Times New Roman"/>
+            <w:r>
+              <w:rPr>
+                <w:rFonts w:ascii="Times New Roman" w:hAnsi="Times New Roman" w:cs="Times New Roman"/>
+                <w:sz w:val="26"/>
+              </w:rPr>
+            </w:r>
+            <w:r>
+              <w:rPr>
+                <w:rFonts w:ascii="Times New Roman" w:hAnsi="Times New Roman" w:eastAsia="Times New Roman" w:cs="Times New Roman"/>
                 <w:b/>
                 <w:i w:val="0"/>
                 <w:sz w:val="26"/>
@@ -1535,10 +2017,15 @@
               <w:spacing w:line="360" w:lineRule="auto" w:after="40"/>
               <w:jc w:val="center"/>
             </w:pPr>
-            <w:r/>
-            <w:r>
-              <w:rPr>
-                <w:rFonts w:ascii="Times New Roman" w:hAnsi="Times New Roman" w:eastAsia="Times New Roman"/>
+            <w:r>
+              <w:rPr>
+                <w:rFonts w:ascii="Times New Roman" w:hAnsi="Times New Roman" w:cs="Times New Roman"/>
+                <w:sz w:val="26"/>
+              </w:rPr>
+            </w:r>
+            <w:r>
+              <w:rPr>
+                <w:rFonts w:ascii="Times New Roman" w:hAnsi="Times New Roman" w:eastAsia="Times New Roman" w:cs="Times New Roman"/>
                 <w:b/>
                 <w:i w:val="0"/>
                 <w:sz w:val="26"/>
@@ -1564,10 +2051,15 @@
               <w:spacing w:line="360" w:lineRule="auto" w:after="40"/>
               <w:jc w:val="center"/>
             </w:pPr>
-            <w:r/>
-            <w:r>
-              <w:rPr>
-                <w:rFonts w:ascii="Times New Roman" w:hAnsi="Times New Roman" w:eastAsia="Times New Roman"/>
+            <w:r>
+              <w:rPr>
+                <w:rFonts w:ascii="Times New Roman" w:hAnsi="Times New Roman" w:cs="Times New Roman"/>
+                <w:sz w:val="26"/>
+              </w:rPr>
+            </w:r>
+            <w:r>
+              <w:rPr>
+                <w:rFonts w:ascii="Times New Roman" w:hAnsi="Times New Roman" w:eastAsia="Times New Roman" w:cs="Times New Roman"/>
                 <w:b w:val="0"/>
                 <w:i/>
                 <w:sz w:val="26"/>
@@ -1591,10 +2083,15 @@
               <w:spacing w:line="360" w:lineRule="auto" w:after="40"/>
               <w:jc w:val="center"/>
             </w:pPr>
-            <w:r/>
-            <w:r>
-              <w:rPr>
-                <w:rFonts w:ascii="Times New Roman" w:hAnsi="Times New Roman" w:eastAsia="Times New Roman"/>
+            <w:r>
+              <w:rPr>
+                <w:rFonts w:ascii="Times New Roman" w:hAnsi="Times New Roman" w:cs="Times New Roman"/>
+                <w:sz w:val="26"/>
+              </w:rPr>
+            </w:r>
+            <w:r>
+              <w:rPr>
+                <w:rFonts w:ascii="Times New Roman" w:hAnsi="Times New Roman" w:eastAsia="Times New Roman" w:cs="Times New Roman"/>
                 <w:b w:val="0"/>
                 <w:i/>
                 <w:sz w:val="26"/>
@@ -1618,10 +2115,15 @@
               <w:spacing w:line="360" w:lineRule="auto" w:after="40"/>
               <w:jc w:val="center"/>
             </w:pPr>
-            <w:r/>
-            <w:r>
-              <w:rPr>
-                <w:rFonts w:ascii="Times New Roman" w:hAnsi="Times New Roman" w:eastAsia="Times New Roman"/>
+            <w:r>
+              <w:rPr>
+                <w:rFonts w:ascii="Times New Roman" w:hAnsi="Times New Roman" w:cs="Times New Roman"/>
+                <w:sz w:val="26"/>
+              </w:rPr>
+            </w:r>
+            <w:r>
+              <w:rPr>
+                <w:rFonts w:ascii="Times New Roman" w:hAnsi="Times New Roman" w:eastAsia="Times New Roman" w:cs="Times New Roman"/>
                 <w:b w:val="0"/>
                 <w:i/>
                 <w:sz w:val="26"/>
@@ -1647,10 +2149,15 @@
               <w:spacing w:line="360" w:lineRule="auto" w:after="40"/>
               <w:jc w:val="center"/>
             </w:pPr>
-            <w:r/>
-            <w:r>
-              <w:rPr>
-                <w:rFonts w:ascii="Times New Roman" w:hAnsi="Times New Roman" w:eastAsia="Times New Roman"/>
+            <w:r>
+              <w:rPr>
+                <w:rFonts w:ascii="Times New Roman" w:hAnsi="Times New Roman" w:cs="Times New Roman"/>
+                <w:sz w:val="26"/>
+              </w:rPr>
+            </w:r>
+            <w:r>
+              <w:rPr>
+                <w:rFonts w:ascii="Times New Roman" w:hAnsi="Times New Roman" w:eastAsia="Times New Roman" w:cs="Times New Roman"/>
                 <w:b w:val="0"/>
                 <w:i w:val="0"/>
                 <w:sz w:val="26"/>
@@ -1664,7 +2171,7 @@
             </w:pPr>
             <w:r>
               <w:rPr>
-                <w:rFonts w:ascii="Times New Roman" w:hAnsi="Times New Roman" w:eastAsia="Times New Roman"/>
+                <w:rFonts w:ascii="Times New Roman" w:hAnsi="Times New Roman" w:eastAsia="Times New Roman" w:cs="Times New Roman"/>
                 <w:b w:val="0"/>
                 <w:i w:val="0"/>
                 <w:sz w:val="26"/>
@@ -1678,7 +2185,7 @@
             </w:pPr>
             <w:r>
               <w:rPr>
-                <w:rFonts w:ascii="Times New Roman" w:hAnsi="Times New Roman" w:eastAsia="Times New Roman"/>
+                <w:rFonts w:ascii="Times New Roman" w:hAnsi="Times New Roman" w:eastAsia="Times New Roman" w:cs="Times New Roman"/>
                 <w:b w:val="0"/>
                 <w:i w:val="0"/>
                 <w:sz w:val="26"/>
@@ -1692,7 +2199,7 @@
             </w:pPr>
             <w:r>
               <w:rPr>
-                <w:rFonts w:ascii="Times New Roman" w:hAnsi="Times New Roman" w:eastAsia="Times New Roman"/>
+                <w:rFonts w:ascii="Times New Roman" w:hAnsi="Times New Roman" w:eastAsia="Times New Roman" w:cs="Times New Roman"/>
                 <w:b w:val="0"/>
                 <w:i w:val="0"/>
                 <w:sz w:val="26"/>
@@ -1715,10 +2222,15 @@
               <w:spacing w:line="360" w:lineRule="auto" w:after="40"/>
               <w:jc w:val="center"/>
             </w:pPr>
-            <w:r/>
-            <w:r>
-              <w:rPr>
-                <w:rFonts w:ascii="Times New Roman" w:hAnsi="Times New Roman" w:eastAsia="Times New Roman"/>
+            <w:r>
+              <w:rPr>
+                <w:rFonts w:ascii="Times New Roman" w:hAnsi="Times New Roman" w:cs="Times New Roman"/>
+                <w:sz w:val="26"/>
+              </w:rPr>
+            </w:r>
+            <w:r>
+              <w:rPr>
+                <w:rFonts w:ascii="Times New Roman" w:hAnsi="Times New Roman" w:eastAsia="Times New Roman" w:cs="Times New Roman"/>
                 <w:b w:val="0"/>
                 <w:i w:val="0"/>
                 <w:sz w:val="26"/>
@@ -1732,7 +2244,7 @@
             </w:pPr>
             <w:r>
               <w:rPr>
-                <w:rFonts w:ascii="Times New Roman" w:hAnsi="Times New Roman" w:eastAsia="Times New Roman"/>
+                <w:rFonts w:ascii="Times New Roman" w:hAnsi="Times New Roman" w:eastAsia="Times New Roman" w:cs="Times New Roman"/>
                 <w:b w:val="0"/>
                 <w:i w:val="0"/>
                 <w:sz w:val="26"/>
@@ -1746,7 +2258,7 @@
             </w:pPr>
             <w:r>
               <w:rPr>
-                <w:rFonts w:ascii="Times New Roman" w:hAnsi="Times New Roman" w:eastAsia="Times New Roman"/>
+                <w:rFonts w:ascii="Times New Roman" w:hAnsi="Times New Roman" w:eastAsia="Times New Roman" w:cs="Times New Roman"/>
                 <w:b w:val="0"/>
                 <w:i w:val="0"/>
                 <w:sz w:val="26"/>
@@ -1760,7 +2272,7 @@
             </w:pPr>
             <w:r>
               <w:rPr>
-                <w:rFonts w:ascii="Times New Roman" w:hAnsi="Times New Roman" w:eastAsia="Times New Roman"/>
+                <w:rFonts w:ascii="Times New Roman" w:hAnsi="Times New Roman" w:eastAsia="Times New Roman" w:cs="Times New Roman"/>
                 <w:b w:val="0"/>
                 <w:i w:val="0"/>
                 <w:sz w:val="26"/>
@@ -1789,10 +2301,15 @@
               <w:spacing w:line="360" w:lineRule="auto" w:after="40"/>
               <w:jc w:val="center"/>
             </w:pPr>
-            <w:r/>
-            <w:r>
-              <w:rPr>
-                <w:rFonts w:ascii="Times New Roman" w:hAnsi="Times New Roman" w:eastAsia="Times New Roman"/>
+            <w:r>
+              <w:rPr>
+                <w:rFonts w:ascii="Times New Roman" w:hAnsi="Times New Roman" w:cs="Times New Roman"/>
+                <w:sz w:val="26"/>
+              </w:rPr>
+            </w:r>
+            <w:r>
+              <w:rPr>
+                <w:rFonts w:ascii="Times New Roman" w:hAnsi="Times New Roman" w:eastAsia="Times New Roman" w:cs="Times New Roman"/>
                 <w:b/>
                 <w:i w:val="0"/>
                 <w:sz w:val="26"/>
@@ -1806,7 +2323,7 @@
             </w:pPr>
             <w:r>
               <w:rPr>
-                <w:rFonts w:ascii="Times New Roman" w:hAnsi="Times New Roman" w:eastAsia="Times New Roman"/>
+                <w:rFonts w:ascii="Times New Roman" w:hAnsi="Times New Roman" w:eastAsia="Times New Roman" w:cs="Times New Roman"/>
                 <w:b/>
                 <w:i w:val="0"/>
                 <w:sz w:val="26"/>
@@ -1820,7 +2337,7 @@
             </w:pPr>
             <w:r>
               <w:rPr>
-                <w:rFonts w:ascii="Times New Roman" w:hAnsi="Times New Roman" w:eastAsia="Times New Roman"/>
+                <w:rFonts w:ascii="Times New Roman" w:hAnsi="Times New Roman" w:eastAsia="Times New Roman" w:cs="Times New Roman"/>
                 <w:b/>
                 <w:i w:val="0"/>
                 <w:sz w:val="26"/>
@@ -1834,7 +2351,7 @@
             </w:pPr>
             <w:r>
               <w:rPr>
-                <w:rFonts w:ascii="Times New Roman" w:hAnsi="Times New Roman" w:eastAsia="Times New Roman"/>
+                <w:rFonts w:ascii="Times New Roman" w:hAnsi="Times New Roman" w:eastAsia="Times New Roman" w:cs="Times New Roman"/>
                 <w:b/>
                 <w:i w:val="0"/>
                 <w:sz w:val="26"/>

--- a/KHBD_Tin_học/Lớp_2/Tuần_08/KHBD_Tin_hoc_Lớp_2_Tiet07_at_ten_va_luu_san_pham.docx
+++ b/KHBD_Tin_học/Lớp_2/Tuần_08/KHBD_Tin_hoc_Lớp_2_Tiet07_at_ten_va_luu_san_pham.docx
@@ -420,18 +420,29 @@
     </w:p>
     <w:p>
       <w:pPr>
-        <w:spacing w:line="319" w:lineRule="auto" w:after="60" w:before="0"/>
-        <w:ind w:firstLine="0" w:left="850"/>
+        <w:spacing w:line="276" w:lineRule="auto" w:after="0" w:before="0"/>
+        <w:ind w:left="850" w:firstLine="0"/>
         <w:jc w:val="both"/>
       </w:pPr>
       <w:r>
         <w:rPr>
-          <w:rFonts w:ascii="Times New Roman" w:hAnsi="Times New Roman" w:eastAsia="Times New Roman" w:cs="Times New Roman"/>
-          <w:b w:val="0"/>
-          <w:i w:val="0"/>
+          <w:rFonts w:ascii="Times New Roman" w:hAnsi="Times New Roman" w:cs="Times New Roman"/>
           <w:sz w:val="26"/>
         </w:rPr>
-        <w:t>- Miền V. Giải quyết vấn đề (thành tố 5.3. Sử dụng sáng tạo công nghệ số – Bậc 1): Sử dụng công cụ số để giải quyết vấn đề đơn giản trong bài học. (Đạt được thông qua Hoạt động 2, Hoạt động 3)</w:t>
+        <w:t>- 1.3.CB1a: Xác định được cách tổ chức, lưu trữ và truy xuất dữ liệu, thông tin và nội dung một cách đơn giản trong môi trường số. (Tổ chức, lưu trữ, đổi tên và sắp xếp dữ liệu, tệp tin và thư mục khoa học). (Đạt được thông qua Hoạt động 2, Hoạt động 3)</w:t>
+      </w:r>
+    </w:p>
+    <w:p>
+      <w:pPr>
+        <w:spacing w:after="0" w:line="276" w:lineRule="auto"/>
+        <w:ind w:left="850" w:firstLine="0"/>
+      </w:pPr>
+      <w:r>
+        <w:rPr>
+          <w:rFonts w:ascii="Times New Roman" w:hAnsi="Times New Roman" w:cs="Times New Roman"/>
+          <w:sz w:val="26"/>
+        </w:rPr>
+        <w:t>- 1.1.CB1c: Xác định được các chiến lược tìm kiếm đơn giản. (Nhận diện, tìm kiếm và truy xuất thông tin, dữ liệu trong môi trường máy tính). (Đạt được thông qua Hoạt động 1, Hoạt động 4)</w:t>
       </w:r>
     </w:p>
     <w:p>
